--- a/testakten/robotikrecht-roboterflotte-vellbruck-muenchen/10_produkthaftung_mitverschulden_beweislast.docx
+++ b/testakten/robotikrecht-roboterflotte-vellbruck-muenchen/10_produkthaftung_mitverschulden_beweislast.docx
@@ -37,7 +37,7 @@
         <w:jc w:val="left"/>
       </w:pPr>
       <w:r>
-        <w:t>Dieses Aktenstück betrifft Produktfehler, berechtigte Sicherheitserwartung, Betreiberfehler. Es ist nicht abschließend freigegeben. Die technische Seite spricht in Versionen, Tickets und Parametern; die rechtliche Seite muss daraus Rollen, Zweckbestimmung, Pflichtenkreis und Beweisrisiko bilden.</w:t>
+        <w:t>Dieser Vermerk strukturiert die Haftungslage nach dem Unfall vom 27.05.2026: Produkthaftung von Vellbruck, Mitverantwortung des Betreibers und die Verteilung der Beweislast über die Logdaten.</w:t>
       </w:r>
     </w:p>
     <w:p>
@@ -56,13 +56,7 @@
         <w:pStyle w:val="ListBullet"/>
       </w:pPr>
       <w:r>
-        <w:rPr>
-          <w:b/>
-        </w:rPr>
-        <w:t>Produktfehler:</w:t>
-      </w:r>
-      <w:r>
-        <w:t xml:space="preserve"> Die Akte enthält hierzu widersprüchliche Hinweise. Für die rechtliche Bewertung muss geklärt werden, ob die Aussage aus Vertrag, Anleitung, Produktakte, Marketing, Logdaten oder nachträglicher Krisenkommunikation stammt.</w:t>
+        <w:t>Produktfehler: Als Konstruktionsfehler kommt das frei zugängliche Admin-Menü ohne technische Sperre in Betracht, als Instruktionsfehler die nur englischsprachigen Anleitungsteile.</w:t>
       </w:r>
     </w:p>
     <w:p>
@@ -70,13 +64,7 @@
         <w:pStyle w:val="ListBullet"/>
       </w:pPr>
       <w:r>
-        <w:rPr>
-          <w:b/>
-        </w:rPr>
-        <w:t>berechtigte Sicherheitserwartung:</w:t>
-      </w:r>
-      <w:r>
-        <w:t xml:space="preserve"> Die Akte enthält hierzu widersprüchliche Hinweise. Für die rechtliche Bewertung muss geklärt werden, ob die Aussage aus Vertrag, Anleitung, Produktakte, Marketing, Logdaten oder nachträglicher Krisenkommunikation stammt.</w:t>
+        <w:t>berechtigte Sicherheitserwartung: Maßstab ist die Erwartung des Bedienpersonals in einer gemischten Halle, nicht die des Systemadministrators; ein Transportfahrzeug darf bei erkannter Person nicht mit reduziertem Schutzfeld weiterfahren.</w:t>
       </w:r>
     </w:p>
     <w:p>
@@ -84,13 +72,7 @@
         <w:pStyle w:val="ListBullet"/>
       </w:pPr>
       <w:r>
-        <w:rPr>
-          <w:b/>
-        </w:rPr>
-        <w:t>Betreiberfehler:</w:t>
-      </w:r>
-      <w:r>
-        <w:t xml:space="preserve"> Die Akte enthält hierzu widersprüchliche Hinweise. Für die rechtliche Bewertung muss geklärt werden, ob die Aussage aus Vertrag, Anleitung, Produktakte, Marketing, Logdaten oder nachträglicher Krisenkommunikation stammt.</w:t>
+        <w:t>Betreiberfehler: Die Schutzfeldänderung und die Unterweisungslücke des Schichtteams B begründen erhebliche Mitverantwortung des Betreibers.</w:t>
       </w:r>
     </w:p>
     <w:p>
@@ -98,13 +80,7 @@
         <w:pStyle w:val="ListBullet"/>
       </w:pPr>
       <w:r>
-        <w:rPr>
-          <w:b/>
-        </w:rPr>
-        <w:t>Update als digitaler Dienst:</w:t>
-      </w:r>
-      <w:r>
-        <w:t xml:space="preserve"> Die Akte enthält hierzu widersprüchliche Hinweise. Für die rechtliche Bewertung muss geklärt werden, ob die Aussage aus Vertrag, Anleitung, Produktakte, Marketing, Logdaten oder nachträglicher Krisenkommunikation stammt.</w:t>
+        <w:t>Update als digitaler Dienst: Nach neuem Produkthaftungsrecht können fehlerhafte Updates und unterlassene Sicherheitsupdates die Fehlerhaftigkeit begründen; der offene Legacy-Kanal ist insoweit ein eigenes Risiko.</w:t>
       </w:r>
     </w:p>
     <w:p>
@@ -112,13 +88,7 @@
         <w:pStyle w:val="ListBullet"/>
       </w:pPr>
       <w:r>
-        <w:rPr>
-          <w:b/>
-        </w:rPr>
-        <w:t>Offenlegung technischer Unterlagen:</w:t>
-      </w:r>
-      <w:r>
-        <w:t xml:space="preserve"> Die Akte enthält hierzu widersprüchliche Hinweise. Für die rechtliche Bewertung muss geklärt werden, ob die Aussage aus Vertrag, Anleitung, Produktakte, Marketing, Logdaten oder nachträglicher Krisenkommunikation stammt.</w:t>
+        <w:t>Offenlegung technischer Unterlagen: Im Prozess drohen Offenlegungsanordnungen zur Produktakte; deren Lücken (Gap-Liste, Aktenstück 12) würden sichtbar.</w:t>
       </w:r>
     </w:p>
     <w:p>
@@ -137,7 +107,7 @@
         <w:jc w:val="left"/>
       </w:pPr>
       <w:r>
-        <w:t>Die Unterlage ist bewusst nicht glatt: Vertrieb, Technik, Datenschutz, Qualitätssicherung und Geschäftsführung verwenden nicht immer dieselben Produktnamen. Gerade daraus entsteht das juristische Problem, weil Zweckbestimmung, tatsächliche Nutzung, Werbeaussage und Updatepraxis auseinanderlaufen.</w:t>
+        <w:t>Der verletzte Lagerarbeiter macht eine Knieverletzung mit mehrwöchiger Arbeitsunfähigkeit geltend; als Anspruchsgegner kommen Vellbruck als Herstellerin und die Münchner Feinlogistik als Arbeitgeberin mit Blick auf den Unterweisungsmangel in Betracht.</w:t>
       </w:r>
     </w:p>
     <w:p>
@@ -145,23 +115,7 @@
         <w:jc w:val="left"/>
       </w:pPr>
       <w:r>
-        <w:t>Für die rechtliche Bewertung müssen die technischen Annahmen jeweils mit der Produktakte abgeglichen werden. Eine Risikobeurteilung, die nur den Laborzustand beschreibt, trägt den Pilotbetrieb im Lager oder im Pflegezimmer nicht automatisch.</w:t>
-      </w:r>
-    </w:p>
-    <w:p>
-      <w:pPr>
-        <w:jc w:val="left"/>
-      </w:pPr>
-      <w:r>
-        <w:t>Die Akte enthält mehrere Spuren, die sich gegenseitig widersprechen: Der Betreiber spricht von einem autonomen Flottensystem, die CE-Unterlage von einem assistierten Transportmittel, die Marketingfolien von lernender Umgebungserkennung und die Bedienungsanleitung von festen Sicherheitszonen.</w:t>
-      </w:r>
-    </w:p>
-    <w:p>
-      <w:pPr>
-        <w:jc w:val="left"/>
-      </w:pPr>
-      <w:r>
-        <w:t>Die Kanzlei soll keine finale technische Konformität bescheinigen, sondern entscheiden, welche Unterlagen fehlen, welche Sofortmaßnahmen nötig sind und welche Aussagen gegenüber Behörde, Kunden, Versicherer und Betroffenen vertretbar sind.</w:t>
+        <w:t>Beweismittel sind vor allem das Eventlog, die Konfigurationshistorie des Kontos remote-admin und die Unterweisungsnachweise; die Rohdaten liegen verteilt bei Betreiber und VellNet Control.</w:t>
       </w:r>
     </w:p>
     <w:p>
@@ -180,10 +134,7 @@
         <w:pStyle w:val="Heading3"/>
       </w:pPr>
       <w:r>
-        <w:rPr>
-          <w:rFonts w:ascii="Times New Roman" w:hAnsi="Times New Roman"/>
-        </w:rPr>
-        <w:t>Punkt 1</w:t>
+        <w:t>Produktfehler</w:t>
       </w:r>
     </w:p>
     <w:p>
@@ -191,7 +142,15 @@
         <w:jc w:val="left"/>
       </w:pPr>
       <w:r>
-        <w:t>Im Gespräch mit Leonie Rottkamp, Bertram Kiendl und Jasper Rodenwald wurde deutlich, dass die Produktlinie nicht mit einer einzigen rechtlichen Schublade erfasst werden kann. Die Vellbruck Robotics GmbH liefert Hardware, Steuerungssoftware, Cloudfunktionen, Wartung und gelegentlich eine kundenspezifische Parametrisierung. Beim Betreiber Münchner Feinlogistik GmbH wurden Schutzfelder verändert, ohne dass klar ist, ob dies vom Admin-Panel gedeckt oder nur technisch möglich war. Der Pflegepilot im St.-Ludgerus-Klinikum München-Sendling verschärft die Lage, weil dort Sensorik, vulnerable Personen und medizinische Nähe zusammentreffen.</w:t>
+        <w:t>Beide Fehlerkategorien werden getrennt aufbereitet, weil sie unterschiedliche Einwände tragen; die Anleitungslage dokumentiert Aktenstück 14.</w:t>
+      </w:r>
+    </w:p>
+    <w:p>
+      <w:pPr>
+        <w:pStyle w:val="Heading3"/>
+      </w:pPr>
+      <w:r>
+        <w:t>berechtigte Sicherheitserwartung</w:t>
       </w:r>
     </w:p>
     <w:p>
@@ -199,7 +158,7 @@
         <w:jc w:val="left"/>
       </w:pPr>
       <w:r>
-        <w:t>Für die anwaltliche Bearbeitung sollte zu diesem Punkt eine Belegspur angelegt werden: Dokument, Version, Datum, Verfasser, technische Quelle, rechtliche Relevanz und offene Rückfrage. Besonders gefährlich sind Formulierungen wie „selbstlernend“, „voll autonom“, „MDR-ready“, „sicher ohne Schutzzaun“ oder „keine personenbezogenen Daten“, wenn die technische Dokumentation das nicht trägt.</w:t>
+        <w:t>Die Erwartungsbildung wird über Anleitung, Schulungsunterlagen und Marketingaussagen rekonstruiert; die Marketingdiskrepanz aus Aktenstück 15 wirkt hier zulasten von Vellbruck.</w:t>
       </w:r>
     </w:p>
     <w:p>
@@ -207,10 +166,7 @@
         <w:pStyle w:val="Heading3"/>
       </w:pPr>
       <w:r>
-        <w:rPr>
-          <w:rFonts w:ascii="Times New Roman" w:hAnsi="Times New Roman"/>
-        </w:rPr>
-        <w:t>Punkt 2</w:t>
+        <w:t>Betreiberfehler</w:t>
       </w:r>
     </w:p>
     <w:p>
@@ -218,7 +174,15 @@
         <w:jc w:val="left"/>
       </w:pPr>
       <w:r>
-        <w:t>Im Gespräch mit Leonie Rottkamp, Bertram Kiendl und Jasper Rodenwald wurde deutlich, dass die Produktlinie nicht mit einer einzigen rechtlichen Schublade erfasst werden kann. Die Vellbruck Robotics GmbH liefert Hardware, Steuerungssoftware, Cloudfunktionen, Wartung und gelegentlich eine kundenspezifische Parametrisierung. Beim Betreiber Münchner Feinlogistik GmbH wurden Schutzfelder verändert, ohne dass klar ist, ob dies vom Admin-Panel gedeckt oder nur technisch möglich war. Der Pflegepilot im St.-Ludgerus-Klinikum München-Sendling verschärft die Lage, weil dort Sensorik, vulnerable Personen und medizinische Nähe zusammentreffen.</w:t>
+        <w:t>Das Mitverschulden wird der Höhe nach mit den Logzeitpunkten unterlegt; zugleich ist zu prüfen, ob der Haftungsausschluss im Innenverhältnis (Ziffer 9 des Vertrags) trägt.</w:t>
+      </w:r>
+    </w:p>
+    <w:p>
+      <w:pPr>
+        <w:pStyle w:val="Heading3"/>
+      </w:pPr>
+      <w:r>
+        <w:t>Update als digitaler Dienst</w:t>
       </w:r>
     </w:p>
     <w:p>
@@ -226,7 +190,7 @@
         <w:jc w:val="left"/>
       </w:pPr>
       <w:r>
-        <w:t>Für die anwaltliche Bearbeitung sollte zu diesem Punkt eine Belegspur angelegt werden: Dokument, Version, Datum, Verfasser, technische Quelle, rechtliche Relevanz und offene Rückfrage. Besonders gefährlich sind Formulierungen wie „selbstlernend“, „voll autonom“, „MDR-ready“, „sicher ohne Schutzzaun“ oder „keine personenbezogenen Daten“, wenn die technische Dokumentation das nicht trägt.</w:t>
+        <w:t>Für die Verteidigung wird dokumentiert, wann welche Updates bereitgestellt und vom Betreiber eingespielt wurden; die Update-Historie liefert VellNet Control.</w:t>
       </w:r>
     </w:p>
     <w:p>
@@ -234,10 +198,7 @@
         <w:pStyle w:val="Heading3"/>
       </w:pPr>
       <w:r>
-        <w:rPr>
-          <w:rFonts w:ascii="Times New Roman" w:hAnsi="Times New Roman"/>
-        </w:rPr>
-        <w:t>Punkt 3</w:t>
+        <w:t>Offenlegung technischer Unterlagen</w:t>
       </w:r>
     </w:p>
     <w:p>
@@ -245,123 +206,7 @@
         <w:jc w:val="left"/>
       </w:pPr>
       <w:r>
-        <w:t>Im Gespräch mit Leonie Rottkamp, Bertram Kiendl und Jasper Rodenwald wurde deutlich, dass die Produktlinie nicht mit einer einzigen rechtlichen Schublade erfasst werden kann. Die Vellbruck Robotics GmbH liefert Hardware, Steuerungssoftware, Cloudfunktionen, Wartung und gelegentlich eine kundenspezifische Parametrisierung. Beim Betreiber Münchner Feinlogistik GmbH wurden Schutzfelder verändert, ohne dass klar ist, ob dies vom Admin-Panel gedeckt oder nur technisch möglich war. Der Pflegepilot im St.-Ludgerus-Klinikum München-Sendling verschärft die Lage, weil dort Sensorik, vulnerable Personen und medizinische Nähe zusammentreffen.</w:t>
-      </w:r>
-    </w:p>
-    <w:p>
-      <w:pPr>
-        <w:jc w:val="left"/>
-      </w:pPr>
-      <w:r>
-        <w:t>Für die anwaltliche Bearbeitung sollte zu diesem Punkt eine Belegspur angelegt werden: Dokument, Version, Datum, Verfasser, technische Quelle, rechtliche Relevanz und offene Rückfrage. Besonders gefährlich sind Formulierungen wie „selbstlernend“, „voll autonom“, „MDR-ready“, „sicher ohne Schutzzaun“ oder „keine personenbezogenen Daten“, wenn die technische Dokumentation das nicht trägt.</w:t>
-      </w:r>
-    </w:p>
-    <w:p>
-      <w:pPr>
-        <w:pStyle w:val="Heading3"/>
-      </w:pPr>
-      <w:r>
-        <w:rPr>
-          <w:rFonts w:ascii="Times New Roman" w:hAnsi="Times New Roman"/>
-        </w:rPr>
-        <w:t>Punkt 4</w:t>
-      </w:r>
-    </w:p>
-    <w:p>
-      <w:pPr>
-        <w:jc w:val="left"/>
-      </w:pPr>
-      <w:r>
-        <w:t>Im Gespräch mit Leonie Rottkamp, Bertram Kiendl und Jasper Rodenwald wurde deutlich, dass die Produktlinie nicht mit einer einzigen rechtlichen Schublade erfasst werden kann. Die Vellbruck Robotics GmbH liefert Hardware, Steuerungssoftware, Cloudfunktionen, Wartung und gelegentlich eine kundenspezifische Parametrisierung. Beim Betreiber Münchner Feinlogistik GmbH wurden Schutzfelder verändert, ohne dass klar ist, ob dies vom Admin-Panel gedeckt oder nur technisch möglich war. Der Pflegepilot im St.-Ludgerus-Klinikum München-Sendling verschärft die Lage, weil dort Sensorik, vulnerable Personen und medizinische Nähe zusammentreffen.</w:t>
-      </w:r>
-    </w:p>
-    <w:p>
-      <w:pPr>
-        <w:jc w:val="left"/>
-      </w:pPr>
-      <w:r>
-        <w:t>Für die anwaltliche Bearbeitung sollte zu diesem Punkt eine Belegspur angelegt werden: Dokument, Version, Datum, Verfasser, technische Quelle, rechtliche Relevanz und offene Rückfrage. Besonders gefährlich sind Formulierungen wie „selbstlernend“, „voll autonom“, „MDR-ready“, „sicher ohne Schutzzaun“ oder „keine personenbezogenen Daten“, wenn die technische Dokumentation das nicht trägt.</w:t>
-      </w:r>
-    </w:p>
-    <w:p>
-      <w:pPr>
-        <w:pStyle w:val="Heading3"/>
-      </w:pPr>
-      <w:r>
-        <w:rPr>
-          <w:rFonts w:ascii="Times New Roman" w:hAnsi="Times New Roman"/>
-        </w:rPr>
-        <w:t>Punkt 5</w:t>
-      </w:r>
-    </w:p>
-    <w:p>
-      <w:pPr>
-        <w:jc w:val="left"/>
-      </w:pPr>
-      <w:r>
-        <w:t>Im Gespräch mit Leonie Rottkamp, Bertram Kiendl und Jasper Rodenwald wurde deutlich, dass die Produktlinie nicht mit einer einzigen rechtlichen Schublade erfasst werden kann. Die Vellbruck Robotics GmbH liefert Hardware, Steuerungssoftware, Cloudfunktionen, Wartung und gelegentlich eine kundenspezifische Parametrisierung. Beim Betreiber Münchner Feinlogistik GmbH wurden Schutzfelder verändert, ohne dass klar ist, ob dies vom Admin-Panel gedeckt oder nur technisch möglich war. Der Pflegepilot im St.-Ludgerus-Klinikum München-Sendling verschärft die Lage, weil dort Sensorik, vulnerable Personen und medizinische Nähe zusammentreffen.</w:t>
-      </w:r>
-    </w:p>
-    <w:p>
-      <w:pPr>
-        <w:jc w:val="left"/>
-      </w:pPr>
-      <w:r>
-        <w:t>Für die anwaltliche Bearbeitung sollte zu diesem Punkt eine Belegspur angelegt werden: Dokument, Version, Datum, Verfasser, technische Quelle, rechtliche Relevanz und offene Rückfrage. Besonders gefährlich sind Formulierungen wie „selbstlernend“, „voll autonom“, „MDR-ready“, „sicher ohne Schutzzaun“ oder „keine personenbezogenen Daten“, wenn die technische Dokumentation das nicht trägt.</w:t>
-      </w:r>
-    </w:p>
-    <w:p>
-      <w:pPr>
-        <w:pStyle w:val="Heading3"/>
-      </w:pPr>
-      <w:r>
-        <w:rPr>
-          <w:rFonts w:ascii="Times New Roman" w:hAnsi="Times New Roman"/>
-        </w:rPr>
-        <w:t>Punkt 6</w:t>
-      </w:r>
-    </w:p>
-    <w:p>
-      <w:pPr>
-        <w:jc w:val="left"/>
-      </w:pPr>
-      <w:r>
-        <w:t>Im Gespräch mit Leonie Rottkamp, Bertram Kiendl und Jasper Rodenwald wurde deutlich, dass die Produktlinie nicht mit einer einzigen rechtlichen Schublade erfasst werden kann. Die Vellbruck Robotics GmbH liefert Hardware, Steuerungssoftware, Cloudfunktionen, Wartung und gelegentlich eine kundenspezifische Parametrisierung. Beim Betreiber Münchner Feinlogistik GmbH wurden Schutzfelder verändert, ohne dass klar ist, ob dies vom Admin-Panel gedeckt oder nur technisch möglich war. Der Pflegepilot im St.-Ludgerus-Klinikum München-Sendling verschärft die Lage, weil dort Sensorik, vulnerable Personen und medizinische Nähe zusammentreffen.</w:t>
-      </w:r>
-    </w:p>
-    <w:p>
-      <w:pPr>
-        <w:jc w:val="left"/>
-      </w:pPr>
-      <w:r>
-        <w:t>Für die anwaltliche Bearbeitung sollte zu diesem Punkt eine Belegspur angelegt werden: Dokument, Version, Datum, Verfasser, technische Quelle, rechtliche Relevanz und offene Rückfrage. Besonders gefährlich sind Formulierungen wie „selbstlernend“, „voll autonom“, „MDR-ready“, „sicher ohne Schutzzaun“ oder „keine personenbezogenen Daten“, wenn die technische Dokumentation das nicht trägt.</w:t>
-      </w:r>
-    </w:p>
-    <w:p>
-      <w:pPr>
-        <w:pStyle w:val="Heading3"/>
-      </w:pPr>
-      <w:r>
-        <w:rPr>
-          <w:rFonts w:ascii="Times New Roman" w:hAnsi="Times New Roman"/>
-        </w:rPr>
-        <w:t>Punkt 7</w:t>
-      </w:r>
-    </w:p>
-    <w:p>
-      <w:pPr>
-        <w:jc w:val="left"/>
-      </w:pPr>
-      <w:r>
-        <w:t>Im Gespräch mit Leonie Rottkamp, Bertram Kiendl und Jasper Rodenwald wurde deutlich, dass die Produktlinie nicht mit einer einzigen rechtlichen Schublade erfasst werden kann. Die Vellbruck Robotics GmbH liefert Hardware, Steuerungssoftware, Cloudfunktionen, Wartung und gelegentlich eine kundenspezifische Parametrisierung. Beim Betreiber Münchner Feinlogistik GmbH wurden Schutzfelder verändert, ohne dass klar ist, ob dies vom Admin-Panel gedeckt oder nur technisch möglich war. Der Pflegepilot im St.-Ludgerus-Klinikum München-Sendling verschärft die Lage, weil dort Sensorik, vulnerable Personen und medizinische Nähe zusammentreffen.</w:t>
-      </w:r>
-    </w:p>
-    <w:p>
-      <w:pPr>
-        <w:jc w:val="left"/>
-      </w:pPr>
-      <w:r>
-        <w:t>Für die anwaltliche Bearbeitung sollte zu diesem Punkt eine Belegspur angelegt werden: Dokument, Version, Datum, Verfasser, technische Quelle, rechtliche Relevanz und offene Rückfrage. Besonders gefährlich sind Formulierungen wie „selbstlernend“, „voll autonom“, „MDR-ready“, „sicher ohne Schutzzaun“ oder „keine personenbezogenen Daten“, wenn die technische Dokumentation das nicht trägt.</w:t>
+        <w:t>Die Produktakte wird vor einer etwaigen Klage konsolidiert; über Umfang und Reihenfolge der Offenlegung entscheidet die Kanzlei fallbezogen.</w:t>
       </w:r>
     </w:p>
     <w:p>
@@ -380,7 +225,7 @@
         <w:pStyle w:val="ListBullet"/>
       </w:pPr>
       <w:r>
-        <w:t>Welche Firmware war am Unfalltag tatsächlich aktiv?</w:t>
+        <w:t>Welche Anspruchsgrundlagen macht der Geschädigte konkret geltend?</w:t>
       </w:r>
     </w:p>
     <w:p>
@@ -388,7 +233,7 @@
         <w:pStyle w:val="ListBullet"/>
       </w:pPr>
       <w:r>
-        <w:t>Welche Zweckbestimmung steht in der final ausgelieferten Anleitung?</w:t>
+        <w:t>Lässt sich die Schutzfeldänderung einem Verantwortlichen sicher zuordnen?</w:t>
       </w:r>
     </w:p>
     <w:p>
@@ -396,23 +241,7 @@
         <w:pStyle w:val="ListBullet"/>
       </w:pPr>
       <w:r>
-        <w:t>Welche Schutzfeldänderungen waren technisch möglich und vertraglich erlaubt?</w:t>
-      </w:r>
-    </w:p>
-    <w:p>
-      <w:pPr>
-        <w:pStyle w:val="ListBullet"/>
-      </w:pPr>
-      <w:r>
-        <w:t>Welche personenbezogenen Daten werden lokal, in der Cloud und in Supporttickets verarbeitet?</w:t>
-      </w:r>
-    </w:p>
-    <w:p>
-      <w:pPr>
-        <w:pStyle w:val="ListBullet"/>
-      </w:pPr>
-      <w:r>
-        <w:t>Welche Aussagen wurden gegenüber Kunden, Behörde und Versicherer bereits gemacht?</w:t>
+        <w:t>Welche Update-Historie weist VellNet Control für LM-104 aus?</w:t>
       </w:r>
     </w:p>
     <w:sectPr>
